--- a/public/шаблон.docx
+++ b/public/шаблон.docx
@@ -9,6 +9,7 @@
           <w:bCs/>
           <w:sz w:val="64"/>
           <w:szCs w:val="64"/>
+          <w:lang w:val="en-US"/>
         </w:rPr>
       </w:pPr>
       <w:r>
@@ -20,16 +21,6 @@
         </w:rPr>
         <w:t>Личная информация</w:t>
       </w:r>
-    </w:p>
-    <w:p>
-      <w:pPr>
-        <w:rPr>
-          <w:b/>
-          <w:bCs/>
-          <w:sz w:val="64"/>
-          <w:szCs w:val="64"/>
-        </w:rPr>
-      </w:pPr>
     </w:p>
     <w:tbl>
       <w:tblPr>
@@ -66,6 +57,7 @@
                 <w:bCs/>
                 <w:sz w:val="36"/>
                 <w:szCs w:val="36"/>
+                <w:lang w:val="en-US"/>
               </w:rPr>
             </w:pPr>
             <w:r>
@@ -74,8 +66,9 @@
                 <w:bCs/>
                 <w:sz w:val="36"/>
                 <w:szCs w:val="36"/>
-              </w:rPr>
-              <w:t>$</w:t>
+                <w:lang w:val="en-US"/>
+              </w:rPr>
+              <w:t>${</w:t>
             </w:r>
             <w:r>
               <w:rPr>
@@ -83,8 +76,9 @@
                 <w:bCs/>
                 <w:sz w:val="36"/>
                 <w:szCs w:val="36"/>
-              </w:rPr>
-              <w:t>{</w:t>
+                <w:lang w:val="en-US"/>
+              </w:rPr>
+              <w:t>SURNAME</w:t>
             </w:r>
             <w:r>
               <w:rPr>
@@ -94,7 +88,7 @@
                 <w:szCs w:val="36"/>
                 <w:lang w:val="en-US"/>
               </w:rPr>
-              <w:t>SURNAME</w:t>
+              <w:t>} ${</w:t>
             </w:r>
             <w:r>
               <w:rPr>
@@ -102,8 +96,9 @@
                 <w:bCs/>
                 <w:sz w:val="36"/>
                 <w:szCs w:val="36"/>
-              </w:rPr>
-              <w:t>}</w:t>
+                <w:lang w:val="en-US"/>
+              </w:rPr>
+              <w:t>NAME</w:t>
             </w:r>
             <w:r>
               <w:rPr>
@@ -111,8 +106,9 @@
                 <w:bCs/>
                 <w:sz w:val="36"/>
                 <w:szCs w:val="36"/>
-              </w:rPr>
-              <w:t xml:space="preserve"> </w:t>
+                <w:lang w:val="en-US"/>
+              </w:rPr>
+              <w:t>} ${</w:t>
             </w:r>
             <w:r>
               <w:rPr>
@@ -120,8 +116,9 @@
                 <w:bCs/>
                 <w:sz w:val="36"/>
                 <w:szCs w:val="36"/>
-              </w:rPr>
-              <w:t>$</w:t>
+                <w:lang w:val="en-US"/>
+              </w:rPr>
+              <w:t>PATRONYMIC</w:t>
             </w:r>
             <w:r>
               <w:rPr>
@@ -129,81 +126,22 @@
                 <w:bCs/>
                 <w:sz w:val="36"/>
                 <w:szCs w:val="36"/>
-              </w:rPr>
-              <w:t>{</w:t>
-            </w:r>
-            <w:r>
-              <w:rPr>
-                <w:b/>
-                <w:bCs/>
-                <w:sz w:val="36"/>
-                <w:szCs w:val="36"/>
-                <w:lang w:val="en-US"/>
-              </w:rPr>
-              <w:t>NAME</w:t>
-            </w:r>
-            <w:r>
-              <w:rPr>
-                <w:b/>
-                <w:bCs/>
-                <w:sz w:val="36"/>
-                <w:szCs w:val="36"/>
-              </w:rPr>
-              <w:t>}</w:t>
-            </w:r>
-            <w:r>
-              <w:rPr>
-                <w:b/>
-                <w:bCs/>
-                <w:sz w:val="36"/>
-                <w:szCs w:val="36"/>
-              </w:rPr>
-              <w:t xml:space="preserve"> </w:t>
-            </w:r>
-            <w:r>
-              <w:rPr>
-                <w:b/>
-                <w:bCs/>
-                <w:sz w:val="36"/>
-                <w:szCs w:val="36"/>
-              </w:rPr>
-              <w:t>$</w:t>
-            </w:r>
-            <w:r>
-              <w:rPr>
-                <w:b/>
-                <w:bCs/>
-                <w:sz w:val="36"/>
-                <w:szCs w:val="36"/>
-              </w:rPr>
-              <w:t>{</w:t>
-            </w:r>
-            <w:r>
-              <w:rPr>
-                <w:b/>
-                <w:bCs/>
-                <w:sz w:val="36"/>
-                <w:szCs w:val="36"/>
-                <w:lang w:val="en-US"/>
-              </w:rPr>
-              <w:t>PATRONYMIC</w:t>
-            </w:r>
-            <w:r>
-              <w:rPr>
-                <w:b/>
-                <w:bCs/>
-                <w:sz w:val="36"/>
-                <w:szCs w:val="36"/>
+                <w:lang w:val="en-US"/>
               </w:rPr>
               <w:t>}</w:t>
             </w:r>
           </w:p>
           <w:p>
-            <w:r>
-              <w:t>$</w:t>
-            </w:r>
-            <w:r>
-              <w:t>{</w:t>
+            <w:pPr>
+              <w:rPr>
+                <w:lang w:val="en-US"/>
+              </w:rPr>
+            </w:pPr>
+            <w:r>
+              <w:rPr>
+                <w:lang w:val="en-US"/>
+              </w:rPr>
+              <w:t>${</w:t>
             </w:r>
             <w:r>
               <w:rPr>
@@ -212,13 +150,10 @@
               <w:t>YEARSTART</w:t>
             </w:r>
             <w:r>
-              <w:t>}-</w:t>
-            </w:r>
-            <w:r>
-              <w:t>$</w:t>
-            </w:r>
-            <w:r>
-              <w:t>{</w:t>
+              <w:rPr>
+                <w:lang w:val="en-US"/>
+              </w:rPr>
+              <w:t>}-${</w:t>
             </w:r>
             <w:r>
               <w:rPr>
@@ -227,6 +162,9 @@
               <w:t>YEAREND</w:t>
             </w:r>
             <w:r>
+              <w:rPr>
+                <w:lang w:val="en-US"/>
+              </w:rPr>
               <w:t>}</w:t>
             </w:r>
           </w:p>
@@ -378,6 +316,58 @@
           <w:bCs/>
           <w:sz w:val="36"/>
           <w:szCs w:val="36"/>
+          <w:lang w:val="en-US"/>
+        </w:rPr>
+      </w:pPr>
+      <w:r>
+        <w:rPr>
+          <w:b/>
+          <w:bCs/>
+          <w:sz w:val="36"/>
+          <w:szCs w:val="36"/>
+        </w:rPr>
+        <w:t>Дополнительные сведения</w:t>
+      </w:r>
+    </w:p>
+    <w:p>
+      <w:pPr>
+        <w:spacing w:after="0"/>
+        <w:rPr>
+          <w:b/>
+          <w:bCs/>
+          <w:sz w:val="64"/>
+          <w:szCs w:val="64"/>
+          <w:lang w:val="en-US"/>
+        </w:rPr>
+      </w:pPr>
+      <w:r>
+        <w:rPr>
+          <w:lang w:val="en-US"/>
+        </w:rPr>
+        <w:t>${ADDITIONAL</w:t>
+      </w:r>
+      <w:r>
+        <w:rPr>
+          <w:lang w:val="en-US"/>
+        </w:rPr>
+        <w:t>DATAFIRST</w:t>
+      </w:r>
+      <w:r>
+        <w:rPr>
+          <w:lang w:val="en-US"/>
+        </w:rPr>
+        <w:t>}</w:t>
+      </w:r>
+    </w:p>
+    <w:p>
+      <w:pPr>
+        <w:spacing w:after="0"/>
+        <w:rPr>
+          <w:b/>
+          <w:bCs/>
+          <w:sz w:val="64"/>
+          <w:szCs w:val="64"/>
+          <w:lang w:val="en-US"/>
         </w:rPr>
       </w:pPr>
     </w:p>
@@ -386,37 +376,64 @@
         <w:rPr>
           <w:b/>
           <w:bCs/>
-          <w:sz w:val="36"/>
-          <w:szCs w:val="36"/>
-          <w:lang w:val="en-US"/>
+          <w:sz w:val="64"/>
+          <w:szCs w:val="64"/>
         </w:rPr>
       </w:pPr>
       <w:r>
         <w:rPr>
           <w:b/>
           <w:bCs/>
-          <w:sz w:val="36"/>
-          <w:szCs w:val="36"/>
-        </w:rPr>
-        <w:t>Дополнительные сведения</w:t>
+          <w:sz w:val="64"/>
+          <w:szCs w:val="64"/>
+        </w:rPr>
+        <w:t>Награды героя</w:t>
       </w:r>
     </w:p>
     <w:p>
       <w:pPr>
         <w:spacing w:after="0"/>
         <w:rPr>
-          <w:b/>
-          <w:bCs/>
-          <w:sz w:val="64"/>
-          <w:szCs w:val="64"/>
+          <w:sz w:val="32"/>
+          <w:szCs w:val="28"/>
+        </w:rPr>
+      </w:pPr>
+      <w:r>
+        <w:rPr>
+          <w:sz w:val="32"/>
+          <w:szCs w:val="28"/>
+        </w:rPr>
+        <w:t>${</w:t>
+      </w:r>
+      <w:r>
+        <w:rPr>
+          <w:sz w:val="32"/>
+          <w:szCs w:val="28"/>
           <w:lang w:val="en-US"/>
         </w:rPr>
-      </w:pPr>
-      <w:r>
-        <w:rPr>
+        <w:t>AWARDS</w:t>
+      </w:r>
+      <w:r>
+        <w:rPr>
+          <w:sz w:val="32"/>
+          <w:szCs w:val="28"/>
+        </w:rPr>
+        <w:t>_</w:t>
+      </w:r>
+      <w:r>
+        <w:rPr>
+          <w:sz w:val="32"/>
+          <w:szCs w:val="28"/>
           <w:lang w:val="en-US"/>
         </w:rPr>
-        <w:t>${ADDITIONAL}</w:t>
+        <w:t>BLOCK</w:t>
+      </w:r>
+      <w:r>
+        <w:rPr>
+          <w:sz w:val="32"/>
+          <w:szCs w:val="28"/>
+        </w:rPr>
+        <w:t>}</w:t>
       </w:r>
     </w:p>
     <w:p>
@@ -436,7 +453,6 @@
           <w:bCs/>
           <w:sz w:val="64"/>
           <w:szCs w:val="64"/>
-          <w:lang w:val="en-US"/>
         </w:rPr>
       </w:pPr>
       <w:r>
@@ -446,64 +462,14 @@
           <w:sz w:val="64"/>
           <w:szCs w:val="64"/>
         </w:rPr>
-        <w:t>Награды героя</w:t>
-      </w:r>
-    </w:p>
-    <w:p>
-      <w:pPr>
-        <w:spacing w:after="0"/>
-        <w:rPr>
-          <w:sz w:val="32"/>
-          <w:szCs w:val="28"/>
-          <w:lang w:val="en-US"/>
-        </w:rPr>
-      </w:pPr>
-      <w:r>
-        <w:rPr>
-          <w:sz w:val="32"/>
-          <w:szCs w:val="28"/>
-          <w:lang w:val="en-US"/>
-        </w:rPr>
-        <w:t>${AWARDS_BLOCK}</w:t>
-      </w:r>
-    </w:p>
-    <w:p>
-      <w:pPr>
+        <w:t>Галерея</w:t>
+      </w:r>
+      <w:r>
         <w:rPr>
           <w:b/>
           <w:bCs/>
           <w:sz w:val="64"/>
           <w:szCs w:val="64"/>
-          <w:lang w:val="en-US"/>
-        </w:rPr>
-      </w:pPr>
-    </w:p>
-    <w:p>
-      <w:pPr>
-        <w:rPr>
-          <w:b/>
-          <w:bCs/>
-          <w:sz w:val="64"/>
-          <w:szCs w:val="64"/>
-          <w:lang w:val="en-US"/>
-        </w:rPr>
-      </w:pPr>
-      <w:r>
-        <w:rPr>
-          <w:b/>
-          <w:bCs/>
-          <w:sz w:val="64"/>
-          <w:szCs w:val="64"/>
-        </w:rPr>
-        <w:t>Галерея</w:t>
-      </w:r>
-      <w:r>
-        <w:rPr>
-          <w:b/>
-          <w:bCs/>
-          <w:sz w:val="64"/>
-          <w:szCs w:val="64"/>
-          <w:lang w:val="en-US"/>
         </w:rPr>
         <w:t xml:space="preserve"> </w:t>
       </w:r>
@@ -521,6 +487,14 @@
       <w:tblPr>
         <w:tblStyle w:val="a7"/>
         <w:tblW w:w="0" w:type="auto"/>
+        <w:tblBorders>
+          <w:top w:val="none" w:sz="0" w:space="0" w:color="auto"/>
+          <w:left w:val="none" w:sz="0" w:space="0" w:color="auto"/>
+          <w:bottom w:val="none" w:sz="0" w:space="0" w:color="auto"/>
+          <w:right w:val="none" w:sz="0" w:space="0" w:color="auto"/>
+          <w:insideH w:val="none" w:sz="0" w:space="0" w:color="auto"/>
+          <w:insideV w:val="none" w:sz="0" w:space="0" w:color="auto"/>
+        </w:tblBorders>
         <w:tblLook w:val="04A0" w:firstRow="1" w:lastRow="0" w:firstColumn="1" w:lastColumn="0" w:noHBand="0" w:noVBand="1"/>
       </w:tblPr>
       <w:tblGrid>
@@ -602,6 +576,14 @@
       <w:tblPr>
         <w:tblStyle w:val="a7"/>
         <w:tblW w:w="0" w:type="auto"/>
+        <w:tblBorders>
+          <w:top w:val="none" w:sz="0" w:space="0" w:color="auto"/>
+          <w:left w:val="none" w:sz="0" w:space="0" w:color="auto"/>
+          <w:bottom w:val="none" w:sz="0" w:space="0" w:color="auto"/>
+          <w:right w:val="none" w:sz="0" w:space="0" w:color="auto"/>
+          <w:insideH w:val="none" w:sz="0" w:space="0" w:color="auto"/>
+          <w:insideV w:val="none" w:sz="0" w:space="0" w:color="auto"/>
+        </w:tblBorders>
         <w:tblLook w:val="04A0" w:firstRow="1" w:lastRow="0" w:firstColumn="1" w:lastColumn="0" w:noHBand="0" w:noVBand="1"/>
       </w:tblPr>
       <w:tblGrid>
@@ -1106,7 +1088,7 @@
     <w:name w:val="Normal"/>
     <w:aliases w:val="БАЗА"/>
     <w:qFormat/>
-    <w:rsid w:val="001B271C"/>
+    <w:rsid w:val="00914C1C"/>
     <w:rPr>
       <w:rFonts w:ascii="Times New Roman" w:hAnsi="Times New Roman"/>
       <w:sz w:val="24"/>

--- a/public/шаблон.docx
+++ b/public/шаблон.docx
@@ -1,6 +1,6 @@
 
 <file path=word/document.xml><?xml version="1.0" encoding="utf-8"?>
-<w:document xmlns:wpc="http://schemas.microsoft.com/office/word/2010/wordprocessingCanvas" xmlns:cx="http://schemas.microsoft.com/office/drawing/2014/chartex" xmlns:cx1="http://schemas.microsoft.com/office/drawing/2015/9/8/chartex" xmlns:cx2="http://schemas.microsoft.com/office/drawing/2015/10/21/chartex" xmlns:cx3="http://schemas.microsoft.com/office/drawing/2016/5/9/chartex" xmlns:cx4="http://schemas.microsoft.com/office/drawing/2016/5/10/chartex" xmlns:cx5="http://schemas.microsoft.com/office/drawing/2016/5/11/chartex" xmlns:cx6="http://schemas.microsoft.com/office/drawing/2016/5/12/chartex" xmlns:cx7="http://schemas.microsoft.com/office/drawing/2016/5/13/chartex" xmlns:cx8="http://schemas.microsoft.com/office/drawing/2016/5/14/chartex" xmlns:mc="http://schemas.openxmlformats.org/markup-compatibility/2006" xmlns:aink="http://schemas.microsoft.com/office/drawing/2016/ink" xmlns:am3d="http://schemas.microsoft.com/office/drawing/2017/model3d" xmlns:o="urn:schemas-microsoft-com:office:office" xmlns:oel="http://schemas.microsoft.com/office/2019/extlst" xmlns:r="http://schemas.openxmlformats.org/officeDocument/2006/relationships" xmlns:m="http://schemas.openxmlformats.org/officeDocument/2006/math" xmlns:v="urn:schemas-microsoft-com:vml" xmlns:wp14="http://schemas.microsoft.com/office/word/2010/wordprocessingDrawing" xmlns:wp="http://schemas.openxmlformats.org/drawingml/2006/wordprocessingDrawing" xmlns:w10="urn:schemas-microsoft-com:office:word" xmlns:w="http://schemas.openxmlformats.org/wordprocessingml/2006/main" xmlns:w14="http://schemas.microsoft.com/office/word/2010/wordml" xmlns:w15="http://schemas.microsoft.com/office/word/2012/wordml" xmlns:w16cex="http://schemas.microsoft.com/office/word/2018/wordml/cex" xmlns:w16cid="http://schemas.microsoft.com/office/word/2016/wordml/cid" xmlns:w16="http://schemas.microsoft.com/office/word/2018/wordml" xmlns:w16sdtdh="http://schemas.microsoft.com/office/word/2020/wordml/sdtdatahash" xmlns:w16se="http://schemas.microsoft.com/office/word/2015/wordml/symex" xmlns:wpg="http://schemas.microsoft.com/office/word/2010/wordprocessingGroup" xmlns:wpi="http://schemas.microsoft.com/office/word/2010/wordprocessingInk" xmlns:wne="http://schemas.microsoft.com/office/word/2006/wordml" xmlns:wps="http://schemas.microsoft.com/office/word/2010/wordprocessingShape" mc:Ignorable="w14 w15 w16se w16cid w16 w16cex w16sdtdh wp14">
+<w:document xmlns:wpc="http://schemas.microsoft.com/office/word/2010/wordprocessingCanvas" xmlns:cx="http://schemas.microsoft.com/office/drawing/2014/chartex" xmlns:cx1="http://schemas.microsoft.com/office/drawing/2015/9/8/chartex" xmlns:cx2="http://schemas.microsoft.com/office/drawing/2015/10/21/chartex" xmlns:cx3="http://schemas.microsoft.com/office/drawing/2016/5/9/chartex" xmlns:cx4="http://schemas.microsoft.com/office/drawing/2016/5/10/chartex" xmlns:cx5="http://schemas.microsoft.com/office/drawing/2016/5/11/chartex" xmlns:cx6="http://schemas.microsoft.com/office/drawing/2016/5/12/chartex" xmlns:cx7="http://schemas.microsoft.com/office/drawing/2016/5/13/chartex" xmlns:cx8="http://schemas.microsoft.com/office/drawing/2016/5/14/chartex" xmlns:mc="http://schemas.openxmlformats.org/markup-compatibility/2006" xmlns:aink="http://schemas.microsoft.com/office/drawing/2016/ink" xmlns:am3d="http://schemas.microsoft.com/office/drawing/2017/model3d" xmlns:o="urn:schemas-microsoft-com:office:office" xmlns:oel="http://schemas.microsoft.com/office/2019/extlst" xmlns:r="http://schemas.openxmlformats.org/officeDocument/2006/relationships" xmlns:m="http://schemas.openxmlformats.org/officeDocument/2006/math" xmlns:v="urn:schemas-microsoft-com:vml" xmlns:wp14="http://schemas.microsoft.com/office/word/2010/wordprocessingDrawing" xmlns:wp="http://schemas.openxmlformats.org/drawingml/2006/wordprocessingDrawing" xmlns:w10="urn:schemas-microsoft-com:office:word" xmlns:w="http://schemas.openxmlformats.org/wordprocessingml/2006/main" xmlns:w14="http://schemas.microsoft.com/office/word/2010/wordml" xmlns:w15="http://schemas.microsoft.com/office/word/2012/wordml" xmlns:w16cex="http://schemas.microsoft.com/office/word/2018/wordml/cex" xmlns:w16cid="http://schemas.microsoft.com/office/word/2016/wordml/cid" xmlns:w16="http://schemas.microsoft.com/office/word/2018/wordml" xmlns:w16du="http://schemas.microsoft.com/office/word/2023/wordml/word16du" xmlns:w16sdtdh="http://schemas.microsoft.com/office/word/2020/wordml/sdtdatahash" xmlns:w16se="http://schemas.microsoft.com/office/word/2015/wordml/symex" xmlns:wpg="http://schemas.microsoft.com/office/word/2010/wordprocessingGroup" xmlns:wpi="http://schemas.microsoft.com/office/word/2010/wordprocessingInk" xmlns:wne="http://schemas.microsoft.com/office/word/2006/wordml" xmlns:wps="http://schemas.microsoft.com/office/word/2010/wordprocessingShape" mc:Ignorable="w14 w15 w16se w16cid w16 w16cex w16sdtdh w16du wp14">
   <w:body>
     <w:p>
       <w:pPr>
@@ -445,6 +445,15 @@
           <w:szCs w:val="64"/>
         </w:rPr>
       </w:pPr>
+      <w:r>
+        <w:rPr>
+          <w:b/>
+          <w:bCs/>
+          <w:sz w:val="64"/>
+          <w:szCs w:val="64"/>
+        </w:rPr>
+        <w:br w:type="page"/>
+      </w:r>
     </w:p>
     <w:p>
       <w:pPr>
@@ -462,6 +471,7 @@
           <w:sz w:val="64"/>
           <w:szCs w:val="64"/>
         </w:rPr>
+        <w:lastRenderedPageBreak/>
         <w:t>Галерея</w:t>
       </w:r>
       <w:r>
@@ -540,6 +550,35 @@
           <w:bCs/>
           <w:sz w:val="64"/>
           <w:szCs w:val="64"/>
+        </w:rPr>
+      </w:pPr>
+    </w:p>
+    <w:p>
+      <w:pPr>
+        <w:rPr>
+          <w:b/>
+          <w:bCs/>
+          <w:sz w:val="64"/>
+          <w:szCs w:val="64"/>
+        </w:rPr>
+      </w:pPr>
+      <w:r>
+        <w:rPr>
+          <w:b/>
+          <w:bCs/>
+          <w:sz w:val="64"/>
+          <w:szCs w:val="64"/>
+        </w:rPr>
+        <w:br w:type="page"/>
+      </w:r>
+    </w:p>
+    <w:p>
+      <w:pPr>
+        <w:rPr>
+          <w:b/>
+          <w:bCs/>
+          <w:sz w:val="64"/>
+          <w:szCs w:val="64"/>
           <w:lang w:val="en-US"/>
         </w:rPr>
       </w:pPr>
@@ -550,6 +589,7 @@
           <w:sz w:val="64"/>
           <w:szCs w:val="64"/>
         </w:rPr>
+        <w:lastRenderedPageBreak/>
         <w:t>Галерея</w:t>
       </w:r>
       <w:r>
@@ -638,7 +678,7 @@
 </file>
 
 <file path=word/endnotes.xml><?xml version="1.0" encoding="utf-8"?>
-<w:endnotes xmlns:wpc="http://schemas.microsoft.com/office/word/2010/wordprocessingCanvas" xmlns:cx="http://schemas.microsoft.com/office/drawing/2014/chartex" xmlns:cx1="http://schemas.microsoft.com/office/drawing/2015/9/8/chartex" xmlns:cx2="http://schemas.microsoft.com/office/drawing/2015/10/21/chartex" xmlns:cx3="http://schemas.microsoft.com/office/drawing/2016/5/9/chartex" xmlns:cx4="http://schemas.microsoft.com/office/drawing/2016/5/10/chartex" xmlns:cx5="http://schemas.microsoft.com/office/drawing/2016/5/11/chartex" xmlns:cx6="http://schemas.microsoft.com/office/drawing/2016/5/12/chartex" xmlns:cx7="http://schemas.microsoft.com/office/drawing/2016/5/13/chartex" xmlns:cx8="http://schemas.microsoft.com/office/drawing/2016/5/14/chartex" xmlns:mc="http://schemas.openxmlformats.org/markup-compatibility/2006" xmlns:aink="http://schemas.microsoft.com/office/drawing/2016/ink" xmlns:am3d="http://schemas.microsoft.com/office/drawing/2017/model3d" xmlns:o="urn:schemas-microsoft-com:office:office" xmlns:oel="http://schemas.microsoft.com/office/2019/extlst" xmlns:r="http://schemas.openxmlformats.org/officeDocument/2006/relationships" xmlns:m="http://schemas.openxmlformats.org/officeDocument/2006/math" xmlns:v="urn:schemas-microsoft-com:vml" xmlns:wp14="http://schemas.microsoft.com/office/word/2010/wordprocessingDrawing" xmlns:wp="http://schemas.openxmlformats.org/drawingml/2006/wordprocessingDrawing" xmlns:w10="urn:schemas-microsoft-com:office:word" xmlns:w="http://schemas.openxmlformats.org/wordprocessingml/2006/main" xmlns:w14="http://schemas.microsoft.com/office/word/2010/wordml" xmlns:w15="http://schemas.microsoft.com/office/word/2012/wordml" xmlns:w16cex="http://schemas.microsoft.com/office/word/2018/wordml/cex" xmlns:w16cid="http://schemas.microsoft.com/office/word/2016/wordml/cid" xmlns:w16="http://schemas.microsoft.com/office/word/2018/wordml" xmlns:w16sdtdh="http://schemas.microsoft.com/office/word/2020/wordml/sdtdatahash" xmlns:w16se="http://schemas.microsoft.com/office/word/2015/wordml/symex" xmlns:wpg="http://schemas.microsoft.com/office/word/2010/wordprocessingGroup" xmlns:wpi="http://schemas.microsoft.com/office/word/2010/wordprocessingInk" xmlns:wne="http://schemas.microsoft.com/office/word/2006/wordml" xmlns:wps="http://schemas.microsoft.com/office/word/2010/wordprocessingShape" mc:Ignorable="w14 w15 w16se w16cid w16 w16cex w16sdtdh wp14">
+<w:endnotes xmlns:wpc="http://schemas.microsoft.com/office/word/2010/wordprocessingCanvas" xmlns:cx="http://schemas.microsoft.com/office/drawing/2014/chartex" xmlns:cx1="http://schemas.microsoft.com/office/drawing/2015/9/8/chartex" xmlns:cx2="http://schemas.microsoft.com/office/drawing/2015/10/21/chartex" xmlns:cx3="http://schemas.microsoft.com/office/drawing/2016/5/9/chartex" xmlns:cx4="http://schemas.microsoft.com/office/drawing/2016/5/10/chartex" xmlns:cx5="http://schemas.microsoft.com/office/drawing/2016/5/11/chartex" xmlns:cx6="http://schemas.microsoft.com/office/drawing/2016/5/12/chartex" xmlns:cx7="http://schemas.microsoft.com/office/drawing/2016/5/13/chartex" xmlns:cx8="http://schemas.microsoft.com/office/drawing/2016/5/14/chartex" xmlns:mc="http://schemas.openxmlformats.org/markup-compatibility/2006" xmlns:aink="http://schemas.microsoft.com/office/drawing/2016/ink" xmlns:am3d="http://schemas.microsoft.com/office/drawing/2017/model3d" xmlns:o="urn:schemas-microsoft-com:office:office" xmlns:oel="http://schemas.microsoft.com/office/2019/extlst" xmlns:r="http://schemas.openxmlformats.org/officeDocument/2006/relationships" xmlns:m="http://schemas.openxmlformats.org/officeDocument/2006/math" xmlns:v="urn:schemas-microsoft-com:vml" xmlns:wp14="http://schemas.microsoft.com/office/word/2010/wordprocessingDrawing" xmlns:wp="http://schemas.openxmlformats.org/drawingml/2006/wordprocessingDrawing" xmlns:w10="urn:schemas-microsoft-com:office:word" xmlns:w="http://schemas.openxmlformats.org/wordprocessingml/2006/main" xmlns:w14="http://schemas.microsoft.com/office/word/2010/wordml" xmlns:w15="http://schemas.microsoft.com/office/word/2012/wordml" xmlns:w16cex="http://schemas.microsoft.com/office/word/2018/wordml/cex" xmlns:w16cid="http://schemas.microsoft.com/office/word/2016/wordml/cid" xmlns:w16="http://schemas.microsoft.com/office/word/2018/wordml" xmlns:w16du="http://schemas.microsoft.com/office/word/2023/wordml/word16du" xmlns:w16sdtdh="http://schemas.microsoft.com/office/word/2020/wordml/sdtdatahash" xmlns:w16se="http://schemas.microsoft.com/office/word/2015/wordml/symex" xmlns:wpg="http://schemas.microsoft.com/office/word/2010/wordprocessingGroup" xmlns:wpi="http://schemas.microsoft.com/office/word/2010/wordprocessingInk" xmlns:wne="http://schemas.microsoft.com/office/word/2006/wordml" xmlns:wps="http://schemas.microsoft.com/office/word/2010/wordprocessingShape" mc:Ignorable="w14 w15 w16se w16cid w16 w16cex w16sdtdh w16du wp14">
   <w:endnote w:type="separator" w:id="-1">
     <w:p>
       <w:pPr>
@@ -663,7 +703,7 @@
 </file>
 
 <file path=word/footnotes.xml><?xml version="1.0" encoding="utf-8"?>
-<w:footnotes xmlns:wpc="http://schemas.microsoft.com/office/word/2010/wordprocessingCanvas" xmlns:cx="http://schemas.microsoft.com/office/drawing/2014/chartex" xmlns:cx1="http://schemas.microsoft.com/office/drawing/2015/9/8/chartex" xmlns:cx2="http://schemas.microsoft.com/office/drawing/2015/10/21/chartex" xmlns:cx3="http://schemas.microsoft.com/office/drawing/2016/5/9/chartex" xmlns:cx4="http://schemas.microsoft.com/office/drawing/2016/5/10/chartex" xmlns:cx5="http://schemas.microsoft.com/office/drawing/2016/5/11/chartex" xmlns:cx6="http://schemas.microsoft.com/office/drawing/2016/5/12/chartex" xmlns:cx7="http://schemas.microsoft.com/office/drawing/2016/5/13/chartex" xmlns:cx8="http://schemas.microsoft.com/office/drawing/2016/5/14/chartex" xmlns:mc="http://schemas.openxmlformats.org/markup-compatibility/2006" xmlns:aink="http://schemas.microsoft.com/office/drawing/2016/ink" xmlns:am3d="http://schemas.microsoft.com/office/drawing/2017/model3d" xmlns:o="urn:schemas-microsoft-com:office:office" xmlns:oel="http://schemas.microsoft.com/office/2019/extlst" xmlns:r="http://schemas.openxmlformats.org/officeDocument/2006/relationships" xmlns:m="http://schemas.openxmlformats.org/officeDocument/2006/math" xmlns:v="urn:schemas-microsoft-com:vml" xmlns:wp14="http://schemas.microsoft.com/office/word/2010/wordprocessingDrawing" xmlns:wp="http://schemas.openxmlformats.org/drawingml/2006/wordprocessingDrawing" xmlns:w10="urn:schemas-microsoft-com:office:word" xmlns:w="http://schemas.openxmlformats.org/wordprocessingml/2006/main" xmlns:w14="http://schemas.microsoft.com/office/word/2010/wordml" xmlns:w15="http://schemas.microsoft.com/office/word/2012/wordml" xmlns:w16cex="http://schemas.microsoft.com/office/word/2018/wordml/cex" xmlns:w16cid="http://schemas.microsoft.com/office/word/2016/wordml/cid" xmlns:w16="http://schemas.microsoft.com/office/word/2018/wordml" xmlns:w16sdtdh="http://schemas.microsoft.com/office/word/2020/wordml/sdtdatahash" xmlns:w16se="http://schemas.microsoft.com/office/word/2015/wordml/symex" xmlns:wpg="http://schemas.microsoft.com/office/word/2010/wordprocessingGroup" xmlns:wpi="http://schemas.microsoft.com/office/word/2010/wordprocessingInk" xmlns:wne="http://schemas.microsoft.com/office/word/2006/wordml" xmlns:wps="http://schemas.microsoft.com/office/word/2010/wordprocessingShape" mc:Ignorable="w14 w15 w16se w16cid w16 w16cex w16sdtdh wp14">
+<w:footnotes xmlns:wpc="http://schemas.microsoft.com/office/word/2010/wordprocessingCanvas" xmlns:cx="http://schemas.microsoft.com/office/drawing/2014/chartex" xmlns:cx1="http://schemas.microsoft.com/office/drawing/2015/9/8/chartex" xmlns:cx2="http://schemas.microsoft.com/office/drawing/2015/10/21/chartex" xmlns:cx3="http://schemas.microsoft.com/office/drawing/2016/5/9/chartex" xmlns:cx4="http://schemas.microsoft.com/office/drawing/2016/5/10/chartex" xmlns:cx5="http://schemas.microsoft.com/office/drawing/2016/5/11/chartex" xmlns:cx6="http://schemas.microsoft.com/office/drawing/2016/5/12/chartex" xmlns:cx7="http://schemas.microsoft.com/office/drawing/2016/5/13/chartex" xmlns:cx8="http://schemas.microsoft.com/office/drawing/2016/5/14/chartex" xmlns:mc="http://schemas.openxmlformats.org/markup-compatibility/2006" xmlns:aink="http://schemas.microsoft.com/office/drawing/2016/ink" xmlns:am3d="http://schemas.microsoft.com/office/drawing/2017/model3d" xmlns:o="urn:schemas-microsoft-com:office:office" xmlns:oel="http://schemas.microsoft.com/office/2019/extlst" xmlns:r="http://schemas.openxmlformats.org/officeDocument/2006/relationships" xmlns:m="http://schemas.openxmlformats.org/officeDocument/2006/math" xmlns:v="urn:schemas-microsoft-com:vml" xmlns:wp14="http://schemas.microsoft.com/office/word/2010/wordprocessingDrawing" xmlns:wp="http://schemas.openxmlformats.org/drawingml/2006/wordprocessingDrawing" xmlns:w10="urn:schemas-microsoft-com:office:word" xmlns:w="http://schemas.openxmlformats.org/wordprocessingml/2006/main" xmlns:w14="http://schemas.microsoft.com/office/word/2010/wordml" xmlns:w15="http://schemas.microsoft.com/office/word/2012/wordml" xmlns:w16cex="http://schemas.microsoft.com/office/word/2018/wordml/cex" xmlns:w16cid="http://schemas.microsoft.com/office/word/2016/wordml/cid" xmlns:w16="http://schemas.microsoft.com/office/word/2018/wordml" xmlns:w16du="http://schemas.microsoft.com/office/word/2023/wordml/word16du" xmlns:w16sdtdh="http://schemas.microsoft.com/office/word/2020/wordml/sdtdatahash" xmlns:w16se="http://schemas.microsoft.com/office/word/2015/wordml/symex" xmlns:wpg="http://schemas.microsoft.com/office/word/2010/wordprocessingGroup" xmlns:wpi="http://schemas.microsoft.com/office/word/2010/wordprocessingInk" xmlns:wne="http://schemas.microsoft.com/office/word/2006/wordml" xmlns:wps="http://schemas.microsoft.com/office/word/2010/wordprocessingShape" mc:Ignorable="w14 w15 w16se w16cid w16 w16cex w16sdtdh w16du wp14">
   <w:footnote w:type="separator" w:id="-1">
     <w:p>
       <w:pPr>
@@ -688,7 +728,7 @@
 </file>
 
 <file path=word/styles.xml><?xml version="1.0" encoding="utf-8"?>
-<w:styles xmlns:mc="http://schemas.openxmlformats.org/markup-compatibility/2006" xmlns:r="http://schemas.openxmlformats.org/officeDocument/2006/relationships" xmlns:w="http://schemas.openxmlformats.org/wordprocessingml/2006/main" xmlns:w14="http://schemas.microsoft.com/office/word/2010/wordml" xmlns:w15="http://schemas.microsoft.com/office/word/2012/wordml" xmlns:w16cex="http://schemas.microsoft.com/office/word/2018/wordml/cex" xmlns:w16cid="http://schemas.microsoft.com/office/word/2016/wordml/cid" xmlns:w16="http://schemas.microsoft.com/office/word/2018/wordml" xmlns:w16sdtdh="http://schemas.microsoft.com/office/word/2020/wordml/sdtdatahash" xmlns:w16se="http://schemas.microsoft.com/office/word/2015/wordml/symex" mc:Ignorable="w14 w15 w16se w16cid w16 w16cex w16sdtdh">
+<w:styles xmlns:mc="http://schemas.openxmlformats.org/markup-compatibility/2006" xmlns:r="http://schemas.openxmlformats.org/officeDocument/2006/relationships" xmlns:w="http://schemas.openxmlformats.org/wordprocessingml/2006/main" xmlns:w14="http://schemas.microsoft.com/office/word/2010/wordml" xmlns:w15="http://schemas.microsoft.com/office/word/2012/wordml" xmlns:w16cex="http://schemas.microsoft.com/office/word/2018/wordml/cex" xmlns:w16cid="http://schemas.microsoft.com/office/word/2016/wordml/cid" xmlns:w16="http://schemas.microsoft.com/office/word/2018/wordml" xmlns:w16du="http://schemas.microsoft.com/office/word/2023/wordml/word16du" xmlns:w16sdtdh="http://schemas.microsoft.com/office/word/2020/wordml/sdtdatahash" xmlns:w16se="http://schemas.microsoft.com/office/word/2015/wordml/symex" mc:Ignorable="w14 w15 w16se w16cid w16 w16cex w16sdtdh w16du">
   <w:docDefaults>
     <w:rPrDefault>
       <w:rPr>
